--- a/odigoi/0_pycharm_spark_implementation.docx
+++ b/odigoi/0_pycharm_spark_implementation.docx
@@ -20,7 +20,7 @@
           <w:sz w:val="22"/>
           <w:szCs w:val="22"/>
         </w:rPr>
-        <w:id w:val="-1771619584"/>
+        <w:id w:val="1327938438"/>
         <w:docPartObj>
           <w:docPartGallery w:val="Table of Contents"/>
           <w:docPartUnique/>
@@ -61,7 +61,7 @@
           <w:r>
             <w:fldChar w:fldCharType="separate"/>
           </w:r>
-          <w:hyperlink w:anchor="_Toc224650751" w:history="1">
+          <w:hyperlink w:anchor="_Toc224651070" w:history="1">
             <w:r>
               <w:rPr>
                 <w:rStyle w:val="Hyperlink"/>
@@ -88,7 +88,7 @@
                 <w:noProof/>
                 <w:webHidden/>
               </w:rPr>
-              <w:instrText xml:space="preserve"> PAGEREF _Toc224650751 \h </w:instrText>
+              <w:instrText xml:space="preserve"> PAGEREF _Toc224651070 \h </w:instrText>
             </w:r>
             <w:r>
               <w:rPr>
@@ -135,7 +135,7 @@
               <w14:ligatures w14:val="standardContextual"/>
             </w:rPr>
           </w:pPr>
-          <w:hyperlink w:anchor="_Toc224650752" w:history="1">
+          <w:hyperlink w:anchor="_Toc224651071" w:history="1">
             <w:r>
               <w:rPr>
                 <w:rStyle w:val="Hyperlink"/>
@@ -162,7 +162,7 @@
                 <w:noProof/>
                 <w:webHidden/>
               </w:rPr>
-              <w:instrText xml:space="preserve"> PAGEREF _Toc224650752 \h </w:instrText>
+              <w:instrText xml:space="preserve"> PAGEREF _Toc224651071 \h </w:instrText>
             </w:r>
             <w:r>
               <w:rPr>
@@ -209,7 +209,7 @@
               <w14:ligatures w14:val="standardContextual"/>
             </w:rPr>
           </w:pPr>
-          <w:hyperlink w:anchor="_Toc224650753" w:history="1">
+          <w:hyperlink w:anchor="_Toc224651072" w:history="1">
             <w:r>
               <w:rPr>
                 <w:rStyle w:val="Hyperlink"/>
@@ -236,7 +236,7 @@
                 <w:noProof/>
                 <w:webHidden/>
               </w:rPr>
-              <w:instrText xml:space="preserve"> PAGEREF _Toc224650753 \h </w:instrText>
+              <w:instrText xml:space="preserve"> PAGEREF _Toc224651072 \h </w:instrText>
             </w:r>
             <w:r>
               <w:rPr>
@@ -283,7 +283,7 @@
               <w14:ligatures w14:val="standardContextual"/>
             </w:rPr>
           </w:pPr>
-          <w:hyperlink w:anchor="_Toc224650754" w:history="1">
+          <w:hyperlink w:anchor="_Toc224651073" w:history="1">
             <w:r>
               <w:rPr>
                 <w:rStyle w:val="Hyperlink"/>
@@ -310,7 +310,7 @@
                 <w:noProof/>
                 <w:webHidden/>
               </w:rPr>
-              <w:instrText xml:space="preserve"> PAGEREF _Toc224650754 \h </w:instrText>
+              <w:instrText xml:space="preserve"> PAGEREF _Toc224651073 \h </w:instrText>
             </w:r>
             <w:r>
               <w:rPr>
@@ -357,7 +357,7 @@
               <w14:ligatures w14:val="standardContextual"/>
             </w:rPr>
           </w:pPr>
-          <w:hyperlink w:anchor="_Toc224650755" w:history="1">
+          <w:hyperlink w:anchor="_Toc224651074" w:history="1">
             <w:r>
               <w:rPr>
                 <w:rStyle w:val="Hyperlink"/>
@@ -384,7 +384,7 @@
                 <w:noProof/>
                 <w:webHidden/>
               </w:rPr>
-              <w:instrText xml:space="preserve"> PAGEREF _Toc224650755 \h </w:instrText>
+              <w:instrText xml:space="preserve"> PAGEREF _Toc224651074 \h </w:instrText>
             </w:r>
             <w:r>
               <w:rPr>
@@ -427,7 +427,7 @@
         <w:pStyle w:val="Heading1"/>
       </w:pPr>
       <w:bookmarkStart w:id="0" w:name="X7c03891a5a227ce68d028d0fa85fed65cf73458"/>
-      <w:bookmarkStart w:id="1" w:name="_Toc224650751"/>
+      <w:bookmarkStart w:id="1" w:name="_Toc224651070"/>
       <w:r>
         <w:t>Οδηγίες εγκατάστασης pyspark σε pycharm με venv package manager</w:t>
       </w:r>
@@ -511,7 +511,7 @@
           <w:noProof/>
         </w:rPr>
         <w:drawing>
-          <wp:inline distT="0" distB="0" distL="0" distR="0" wp14:anchorId="44B9D26C" wp14:editId="27CA5180">
+          <wp:inline distT="0" distB="0" distL="0" distR="0" wp14:anchorId="206C7803" wp14:editId="7C44DABC">
             <wp:extent cx="6692900" cy="2845691"/>
             <wp:effectExtent l="0" t="0" r="0" b="0"/>
             <wp:docPr id="25" name="Picture" descr="Εικόνα 1"/>
@@ -571,7 +571,7 @@
           <w:noProof/>
         </w:rPr>
         <w:drawing>
-          <wp:inline distT="0" distB="0" distL="0" distR="0" wp14:anchorId="17A5744B" wp14:editId="416B1E17">
+          <wp:inline distT="0" distB="0" distL="0" distR="0" wp14:anchorId="788861B8" wp14:editId="2319C0C3">
             <wp:extent cx="6692900" cy="4748374"/>
             <wp:effectExtent l="0" t="0" r="0" b="0"/>
             <wp:docPr id="28" name="Picture" descr="Εικόνα 2"/>
@@ -618,7 +618,7 @@
         <w:pStyle w:val="Heading1"/>
       </w:pPr>
       <w:bookmarkStart w:id="2" w:name="δημιουργία-νέου-pycharm-project"/>
-      <w:bookmarkStart w:id="3" w:name="_Toc224650752"/>
+      <w:bookmarkStart w:id="3" w:name="_Toc224651071"/>
       <w:bookmarkEnd w:id="0"/>
       <w:r>
         <w:t>Δημιουργία νέου PyCharm Project</w:t>
@@ -689,7 +689,7 @@
         </w:rPr>
         <w:lastRenderedPageBreak/>
         <w:drawing>
-          <wp:inline distT="0" distB="0" distL="0" distR="0" wp14:anchorId="456E1EB7" wp14:editId="2C9D1B76">
+          <wp:inline distT="0" distB="0" distL="0" distR="0" wp14:anchorId="2E04C87D" wp14:editId="088C407A">
             <wp:extent cx="6692900" cy="5494042"/>
             <wp:effectExtent l="0" t="0" r="0" b="0"/>
             <wp:docPr id="32" name="Picture" descr="Εικόνα 3"/>
@@ -762,7 +762,7 @@
         <w:pStyle w:val="Heading1"/>
       </w:pPr>
       <w:bookmarkStart w:id="4" w:name="εγκατάσταση-java-στον-υπολογιστή"/>
-      <w:bookmarkStart w:id="5" w:name="_Toc224650753"/>
+      <w:bookmarkStart w:id="5" w:name="_Toc224651072"/>
       <w:bookmarkEnd w:id="2"/>
       <w:r>
         <w:t>Εγκατάσταση Java στον υπολογιστή</w:t>
@@ -800,7 +800,7 @@
         </w:rPr>
         <w:lastRenderedPageBreak/>
         <w:drawing>
-          <wp:inline distT="0" distB="0" distL="0" distR="0" wp14:anchorId="22335490" wp14:editId="263FD1DC">
+          <wp:inline distT="0" distB="0" distL="0" distR="0" wp14:anchorId="07922C5D" wp14:editId="0DBCAD6D">
             <wp:extent cx="6692900" cy="5103718"/>
             <wp:effectExtent l="0" t="0" r="0" b="0"/>
             <wp:docPr id="37" name="Picture" descr="Εικόνα 4"/>
@@ -891,7 +891,7 @@
         </w:rPr>
         <w:lastRenderedPageBreak/>
         <w:drawing>
-          <wp:inline distT="0" distB="0" distL="0" distR="0" wp14:anchorId="7962AB93" wp14:editId="595D319E">
+          <wp:inline distT="0" distB="0" distL="0" distR="0" wp14:anchorId="1A55E692" wp14:editId="6C7B3CD0">
             <wp:extent cx="6692900" cy="6342582"/>
             <wp:effectExtent l="0" t="0" r="0" b="0"/>
             <wp:docPr id="40" name="Picture" descr="Εικόνα 5"/>
@@ -951,7 +951,7 @@
         </w:rPr>
         <w:lastRenderedPageBreak/>
         <w:drawing>
-          <wp:inline distT="0" distB="0" distL="0" distR="0" wp14:anchorId="6745671E" wp14:editId="6C91D93D">
+          <wp:inline distT="0" distB="0" distL="0" distR="0" wp14:anchorId="4ED8E63B" wp14:editId="72054A36">
             <wp:extent cx="6692900" cy="3476742"/>
             <wp:effectExtent l="0" t="0" r="0" b="0"/>
             <wp:docPr id="43" name="Picture" descr="Εικόνα 6"/>
@@ -1010,7 +1010,7 @@
           <w:noProof/>
         </w:rPr>
         <w:drawing>
-          <wp:inline distT="0" distB="0" distL="0" distR="0" wp14:anchorId="3247F637" wp14:editId="0DBD7BF8">
+          <wp:inline distT="0" distB="0" distL="0" distR="0" wp14:anchorId="4FFCDF38" wp14:editId="330C4CDF">
             <wp:extent cx="3878981" cy="4456496"/>
             <wp:effectExtent l="0" t="0" r="0" b="0"/>
             <wp:docPr id="46" name="Picture" descr="Εικόνα 7"/>
@@ -1102,7 +1102,7 @@
         <w:pStyle w:val="Heading1"/>
       </w:pPr>
       <w:bookmarkStart w:id="6" w:name="X1e4e0ba8644777b181338baca4fbda558713802"/>
-      <w:bookmarkStart w:id="7" w:name="_Toc224650754"/>
+      <w:bookmarkStart w:id="7" w:name="_Toc224651073"/>
       <w:bookmarkEnd w:id="4"/>
       <w:r>
         <w:t>Ρύθμιση PyCharm για εκτέλεση pySpark κώδικα</w:t>
@@ -1150,7 +1150,7 @@
           <w:noProof/>
         </w:rPr>
         <w:drawing>
-          <wp:inline distT="0" distB="0" distL="0" distR="0" wp14:anchorId="3949805B" wp14:editId="53CE03CA">
+          <wp:inline distT="0" distB="0" distL="0" distR="0" wp14:anchorId="79EDE591" wp14:editId="368CF4B8">
             <wp:extent cx="6692900" cy="4510266"/>
             <wp:effectExtent l="0" t="0" r="0" b="0"/>
             <wp:docPr id="50" name="Picture" descr="Εικόνα 8"/>
@@ -1243,7 +1243,7 @@
         </w:rPr>
         <w:lastRenderedPageBreak/>
         <w:drawing>
-          <wp:inline distT="0" distB="0" distL="0" distR="0" wp14:anchorId="21744955" wp14:editId="052DF968">
+          <wp:inline distT="0" distB="0" distL="0" distR="0" wp14:anchorId="58951939" wp14:editId="6AF58C80">
             <wp:extent cx="6692900" cy="5955100"/>
             <wp:effectExtent l="0" t="0" r="0" b="0"/>
             <wp:docPr id="53" name="Picture" descr="Εικόνα 9"/>
@@ -1298,7 +1298,7 @@
         <w:pStyle w:val="Heading1"/>
       </w:pPr>
       <w:bookmarkStart w:id="8" w:name="εκτέλεση-ενός-δοκιμαστικού-wordcount"/>
-      <w:bookmarkStart w:id="9" w:name="_Toc224650755"/>
+      <w:bookmarkStart w:id="9" w:name="_Toc224651074"/>
       <w:bookmarkEnd w:id="6"/>
       <w:r>
         <w:t>Εκτέλεση ενός δοκιμαστικού wordcount</w:t>
@@ -2018,7 +2018,7 @@
           <w:noProof/>
         </w:rPr>
         <w:drawing>
-          <wp:inline distT="0" distB="0" distL="0" distR="0" wp14:anchorId="4FC5AEBF" wp14:editId="6DCDB66B">
+          <wp:inline distT="0" distB="0" distL="0" distR="0" wp14:anchorId="691C00CF" wp14:editId="7257FE35">
             <wp:extent cx="6692900" cy="5030683"/>
             <wp:effectExtent l="0" t="0" r="0" b="0"/>
             <wp:docPr id="57" name="Picture" descr="Εικόνα 10"/>
@@ -2121,7 +2121,7 @@
           <w:noProof/>
         </w:rPr>
         <w:drawing>
-          <wp:inline distT="0" distB="0" distL="0" distR="0" wp14:anchorId="07DC0955" wp14:editId="1F5EA912">
+          <wp:inline distT="0" distB="0" distL="0" distR="0" wp14:anchorId="34C01E82" wp14:editId="495F2064">
             <wp:extent cx="6692900" cy="2138062"/>
             <wp:effectExtent l="0" t="0" r="0" b="0"/>
             <wp:docPr id="60" name="Picture" descr="Εικόνα 11"/>
@@ -2188,7 +2188,7 @@
           <w:noProof/>
         </w:rPr>
         <w:drawing>
-          <wp:inline distT="0" distB="0" distL="0" distR="0" wp14:anchorId="0D88CAF1" wp14:editId="53DE4A41">
+          <wp:inline distT="0" distB="0" distL="0" distR="0" wp14:anchorId="616A7AE3" wp14:editId="4CF93925">
             <wp:extent cx="6692900" cy="2117527"/>
             <wp:effectExtent l="0" t="0" r="0" b="0"/>
             <wp:docPr id="64" name="Picture" descr="Εικόνα 12"/>
@@ -2240,7 +2240,7 @@
         </w:rPr>
         <w:lastRenderedPageBreak/>
         <w:drawing>
-          <wp:inline distT="0" distB="0" distL="0" distR="0" wp14:anchorId="11D37D20" wp14:editId="79740279">
+          <wp:inline distT="0" distB="0" distL="0" distR="0" wp14:anchorId="101222C0" wp14:editId="22CBDF37">
             <wp:extent cx="6692900" cy="3213434"/>
             <wp:effectExtent l="0" t="0" r="0" b="0"/>
             <wp:docPr id="67" name="Picture" descr="Εικόνα 13"/>
@@ -2712,7 +2712,7 @@
   <w:abstractNum w:abstractNumId="9" w15:restartNumberingAfterBreak="0">
     <w:nsid w:val="0000A990"/>
     <w:multiLevelType w:val="multilevel"/>
-    <w:tmpl w:val="414C5E40"/>
+    <w:tmpl w:val="1CA2FC58"/>
     <w:lvl w:ilvl="0">
       <w:numFmt w:val="bullet"/>
       <w:lvlText w:val=" "/>
@@ -2789,7 +2789,7 @@
   <w:abstractNum w:abstractNumId="10" w15:restartNumberingAfterBreak="0">
     <w:nsid w:val="0000A991"/>
     <w:multiLevelType w:val="multilevel"/>
-    <w:tmpl w:val="53F2F068"/>
+    <w:tmpl w:val="4CCCA234"/>
     <w:lvl w:ilvl="0">
       <w:numFmt w:val="bullet"/>
       <w:lvlText w:val=""/>
@@ -2890,37 +2890,37 @@
       </w:rPr>
     </w:lvl>
   </w:abstractNum>
-  <w:num w:numId="1" w16cid:durableId="1784030584">
+  <w:num w:numId="1" w16cid:durableId="1924295611">
     <w:abstractNumId w:val="8"/>
   </w:num>
-  <w:num w:numId="2" w16cid:durableId="187185137">
+  <w:num w:numId="2" w16cid:durableId="1610157902">
     <w:abstractNumId w:val="6"/>
   </w:num>
-  <w:num w:numId="3" w16cid:durableId="1667632401">
+  <w:num w:numId="3" w16cid:durableId="351541011">
     <w:abstractNumId w:val="5"/>
   </w:num>
-  <w:num w:numId="4" w16cid:durableId="147552342">
+  <w:num w:numId="4" w16cid:durableId="1706518968">
     <w:abstractNumId w:val="4"/>
   </w:num>
-  <w:num w:numId="5" w16cid:durableId="1074670252">
+  <w:num w:numId="5" w16cid:durableId="639651281">
     <w:abstractNumId w:val="7"/>
   </w:num>
-  <w:num w:numId="6" w16cid:durableId="1983804819">
+  <w:num w:numId="6" w16cid:durableId="1139690488">
     <w:abstractNumId w:val="3"/>
   </w:num>
-  <w:num w:numId="7" w16cid:durableId="1004865956">
+  <w:num w:numId="7" w16cid:durableId="872419310">
     <w:abstractNumId w:val="2"/>
   </w:num>
-  <w:num w:numId="8" w16cid:durableId="845175275">
+  <w:num w:numId="8" w16cid:durableId="1550218508">
     <w:abstractNumId w:val="1"/>
   </w:num>
-  <w:num w:numId="9" w16cid:durableId="388892138">
+  <w:num w:numId="9" w16cid:durableId="1520773467">
     <w:abstractNumId w:val="0"/>
   </w:num>
-  <w:num w:numId="10" w16cid:durableId="532308316">
+  <w:num w:numId="10" w16cid:durableId="2032879620">
     <w:abstractNumId w:val="9"/>
   </w:num>
-  <w:num w:numId="11" w16cid:durableId="1753892145">
+  <w:num w:numId="11" w16cid:durableId="92290131">
     <w:abstractNumId w:val="10"/>
   </w:num>
 </w:numbering>
@@ -14741,7 +14741,7 @@
     <w:autoRedefine/>
     <w:uiPriority w:val="39"/>
     <w:unhideWhenUsed/>
-    <w:rsid w:val="00472FC3"/>
+    <w:rsid w:val="00E40AD8"/>
     <w:pPr>
       <w:spacing w:after="100"/>
     </w:pPr>
@@ -14751,7 +14751,7 @@
     <w:basedOn w:val="DefaultParagraphFont"/>
     <w:uiPriority w:val="99"/>
     <w:unhideWhenUsed/>
-    <w:rsid w:val="00472FC3"/>
+    <w:rsid w:val="00E40AD8"/>
     <w:rPr>
       <w:color w:val="0000FF" w:themeColor="hyperlink"/>
       <w:u w:val="single"/>
